--- a/2nd year/ЛЕХА/отчет лб 11.docx
+++ b/2nd year/ЛЕХА/отчет лб 11.docx
@@ -1143,19 +1143,19 @@
         <w:jc w:val="left"/>
         <w:rPr>
           <w:szCs w:val="28"/>
-        </w:rPr>
-      </w:pPr>
-      <w:r>
-        <w:rPr>
-          <w:noProof/>
+          <w:lang w:val="en-US"/>
+        </w:rPr>
+      </w:pPr>
+      <w:r>
+        <w:rPr>
           <w:szCs w:val="28"/>
           <w:lang w:val="en-US"/>
         </w:rPr>
         <w:drawing>
-          <wp:inline distT="0" distB="0" distL="0" distR="0" wp14:anchorId="03F554EC" wp14:editId="75C78579">
-            <wp:extent cx="3429479" cy="1038370"/>
-            <wp:effectExtent l="0" t="0" r="0" b="9525"/>
-            <wp:docPr id="1877942920" name="Рисунок 1"/>
+          <wp:inline distT="0" distB="0" distL="0" distR="0" wp14:anchorId="751DF949" wp14:editId="78A70E36">
+            <wp:extent cx="5940425" cy="3341370"/>
+            <wp:effectExtent l="0" t="0" r="3175" b="0"/>
+            <wp:docPr id="660118268" name="Рисунок 1"/>
             <wp:cNvGraphicFramePr>
               <a:graphicFrameLocks xmlns:a="http://schemas.openxmlformats.org/drawingml/2006/main" noChangeAspect="1"/>
             </wp:cNvGraphicFramePr>
@@ -1163,7 +1163,7 @@
               <a:graphicData uri="http://schemas.openxmlformats.org/drawingml/2006/picture">
                 <pic:pic xmlns:pic="http://schemas.openxmlformats.org/drawingml/2006/picture">
                   <pic:nvPicPr>
-                    <pic:cNvPr id="1877942920" name=""/>
+                    <pic:cNvPr id="660118268" name=""/>
                     <pic:cNvPicPr/>
                   </pic:nvPicPr>
                   <pic:blipFill>
@@ -1175,7 +1175,7 @@
                   <pic:spPr>
                     <a:xfrm>
                       <a:off x="0" y="0"/>
-                      <a:ext cx="3429479" cy="1038370"/>
+                      <a:ext cx="5940425" cy="3341370"/>
                     </a:xfrm>
                     <a:prstGeom prst="rect">
                       <a:avLst/>
@@ -1194,6 +1194,7 @@
         <w:jc w:val="left"/>
         <w:rPr>
           <w:szCs w:val="28"/>
+          <w:lang w:val="en-US"/>
         </w:rPr>
       </w:pPr>
     </w:p>
@@ -1256,7 +1257,14 @@
           <w:szCs w:val="28"/>
         </w:rPr>
         <w:br/>
-        <w:t>Оно используется для обращения к членам базового класса (полям, методам, конструкторам). Например, base(param) в конструкторе вызывает конструктор родителя, а base.Method() вызывает переопределённый метод родителя.</w:t>
+        <w:t xml:space="preserve">Оно используется для обращения к членам базового класса (полям, методам, конструкторам). Например, base(param) в конструкторе вызывает </w:t>
+      </w:r>
+      <w:r>
+        <w:rPr>
+          <w:szCs w:val="28"/>
+        </w:rPr>
+        <w:lastRenderedPageBreak/>
+        <w:t>конструктор родителя, а base.Method() вызывает переопределённый метод родителя.</w:t>
       </w:r>
     </w:p>
     <w:sectPr>
@@ -3285,6 +3293,7 @@
   <w:style w:type="character" w:default="1" w:styleId="a0">
     <w:name w:val="Default Paragraph Font"/>
     <w:uiPriority w:val="1"/>
+    <w:semiHidden/>
     <w:unhideWhenUsed/>
   </w:style>
   <w:style w:type="table" w:default="1" w:styleId="a1">
